--- a/reference/manuscript/01 Chapter One.docx
+++ b/reference/manuscript/01 Chapter One.docx
@@ -403,7 +403,16 @@
         <w:pStyle w:val="FootnoteText"/>
       </w:pPr>
       <w:r>
-        <w:t xml:space="preserve">See the commentary on Leviticus for the priestly setting.</w:t>
+        <w:t xml:space="preserve">See the commentary on Leviticus in </w:t>
+      </w:r>
+      <w:r>
+        <w:rPr>
+          <w:i/>
+        </w:rPr>
+        <w:t xml:space="preserve">The Anchor Bible</w:t>
+      </w:r>
+      <w:r>
+        <w:t xml:space="preserve"> for the priestly setting.</w:t>
       </w:r>
     </w:p>
   </w:footnote>
@@ -413,7 +422,22 @@
         <w:pStyle w:val="FootnoteText"/>
       </w:pPr>
       <w:r>
-        <w:t xml:space="preserve">On the Greek of John's prologue, see the standard grammars.</w:t>
+        <w:t xml:space="preserve">On the Greek of John's prologue (</w:t>
+      </w:r>
+      <w:r>
+        <w:t xml:space="preserve">Ἐν ἀρχῇ ἦν ὁ λόγος, </w:t>
+      </w:r>
+      <w:r>
+        <w:t xml:space="preserve">), see </w:t>
+      </w:r>
+      <w:r>
+        <w:rPr>
+          <w:i/>
+        </w:rPr>
+        <w:t xml:space="preserve">A Grammar of New Testament Greek</w:t>
+      </w:r>
+      <w:r>
+        <w:t xml:space="preserve">.</w:t>
       </w:r>
     </w:p>
   </w:footnote>
